--- a/public/chat_files/carter_storefront_launch_notes.docx
+++ b/public/chat_files/carter_storefront_launch_notes.docx
@@ -8,7 +8,7 @@
           <w:b/>
           <w:sz w:val="28"/>
         </w:rPr>
-        <w:t>Lemburg Supply — Storefront Copy &amp; Pre-Launch QA Notes</w:t>
+        <w:t>Carter Lemburg — Storefront Launch Notes &amp; Wireframe</w:t>
       </w:r>
     </w:p>
     <w:p>
@@ -16,7 +16,15 @@
         <w:rPr>
           <w:sz w:val="22"/>
         </w:rPr>
-        <w:t xml:space="preserve">Collection pages, shipping &amp; returns FAQ, and pre-launch checkout QA checklist.</w:t>
+        <w:t xml:space="preserve">DTC hardware product launch: Modular MagSafe desk organizer &amp; wireless charger.</w:t>
+      </w:r>
+    </w:p>
+    <w:p>
+      <w:r>
+        <w:rPr>
+          <w:sz w:val="22"/>
+        </w:rPr>
+        <w:t xml:space="preserve">Need launch checklist, polished headline copy, and an interactive prototype preview.</w:t>
       </w:r>
     </w:p>
   </w:body>

--- a/public/chat_files/carter_storefront_launch_notes.docx
+++ b/public/chat_files/carter_storefront_launch_notes.docx
@@ -3,26 +3,38 @@
 <w:document xmlns:w="http://schemas.openxmlformats.org/wordprocessingml/2006/main">
   <w:body>
     <w:p>
+      <w:pPr>
+        <w:spacing w:before="120" w:after="240"/>
+      </w:pPr>
       <w:r>
         <w:rPr>
           <w:b/>
-          <w:sz w:val="28"/>
+          <w:color w:val="0F172A"/>
+          <w:sz w:val="32"/>
         </w:rPr>
-        <w:t>Carter Lemburg — Storefront Launch Notes &amp; Wireframe</w:t>
+        <w:t xml:space="preserve">Carter Lemburg — Storefront Launch Notes &amp; Wireframe</w:t>
       </w:r>
     </w:p>
     <w:p>
+      <w:pPr>
+        <w:spacing w:after="140" w:line="276" w:lineRule="auto"/>
+      </w:pPr>
       <w:r>
         <w:rPr>
-          <w:sz w:val="22"/>
+          <w:color w:val="1E293B"/>
+          <w:sz w:val="21"/>
         </w:rPr>
         <w:t xml:space="preserve">DTC hardware product launch: Modular MagSafe desk organizer &amp; wireless charger.</w:t>
       </w:r>
     </w:p>
     <w:p>
+      <w:pPr>
+        <w:spacing w:after="140" w:line="276" w:lineRule="auto"/>
+      </w:pPr>
       <w:r>
         <w:rPr>
-          <w:sz w:val="22"/>
+          <w:color w:val="1E293B"/>
+          <w:sz w:val="21"/>
         </w:rPr>
         <w:t xml:space="preserve">Need launch checklist, polished headline copy, and an interactive prototype preview.</w:t>
       </w:r>

--- a/public/chat_files/carter_storefront_launch_notes.docx
+++ b/public/chat_files/carter_storefront_launch_notes.docx
@@ -13,7 +13,7 @@
           <w:color w:val="0F172A"/>
           <w:sz w:val="44"/>
         </w:rPr>
-        <w:t>Carter Lemburg — Storefront Launch Notes &amp; Wireframe</w:t>
+        <w:t>ApexDesk Hardware — Direct-to-Consumer Storefront Launch Architecture &amp; Merchandising Notes</w:t>
       </w:r>
     </w:p>
     <w:p>
@@ -26,7 +26,7 @@
           <w:color w:val="1E293B"/>
           <w:sz w:val="20"/>
         </w:rPr>
-        <w:t>DTC hardware product launch: Modular MagSafe desk organizer &amp; wireless charger.</w:t>
+        <w:t>COMPANY: ApexDesk Hardware Technologies LLC · Austin &amp; San Jose</w:t>
       </w:r>
     </w:p>
     <w:p>
@@ -39,7 +39,331 @@
           <w:color w:val="1E293B"/>
           <w:sz w:val="20"/>
         </w:rPr>
-        <w:t>Need launch checklist, polished headline copy, and an interactive prototype preview.</w:t>
+        <w:t>FOUNDER &amp; PRODUCT LEAD: Carter Lemburg</w:t>
+      </w:r>
+    </w:p>
+    <w:p>
+      <w:pPr>
+        <w:spacing w:before="0" w:after="120" w:line="276" w:lineRule="auto"/>
+      </w:pPr>
+      <w:r>
+        <w:rPr>
+          <w:rFonts w:ascii="Calibri" w:hAnsi="Calibri"/>
+          <w:color w:val="1E293B"/>
+          <w:sz w:val="20"/>
+        </w:rPr>
+        <w:t>PRODUCT: The ApexDesk Modular Magnetic Charging Dock System</w:t>
+      </w:r>
+    </w:p>
+    <w:p>
+      <w:pPr>
+        <w:spacing w:before="0" w:after="120" w:line="276" w:lineRule="auto"/>
+      </w:pPr>
+      <w:r>
+        <w:rPr>
+          <w:rFonts w:ascii="Calibri" w:hAnsi="Calibri"/>
+          <w:color w:val="1E293B"/>
+          <w:sz w:val="20"/>
+        </w:rPr>
+        <w:t>DOCUMENT: Pre-Flight Storefront Launch Notes, E-Commerce Infrastructure &amp; Merchandising Architecture</w:t>
+      </w:r>
+    </w:p>
+    <w:p>
+      <w:r>
+        <w:br w:type="page"/>
+      </w:r>
+    </w:p>
+    <w:p>
+      <w:pPr>
+        <w:keepNext/>
+        <w:spacing w:before="280" w:after="80"/>
+      </w:pPr>
+      <w:r>
+        <w:rPr>
+          <w:rFonts w:ascii="Calibri" w:hAnsi="Calibri"/>
+          <w:b/>
+          <w:color w:val="0F172A"/>
+          <w:sz w:val="26"/>
+        </w:rPr>
+        <w:t>SECTION 1: PRODUCT INDUSTRIAL DESIGN &amp; ENGINEERING SPECIFICATIONS</w:t>
+      </w:r>
+    </w:p>
+    <w:p>
+      <w:pPr>
+        <w:spacing w:before="0" w:after="120" w:line="276" w:lineRule="auto"/>
+      </w:pPr>
+      <w:r>
+        <w:rPr>
+          <w:rFonts w:ascii="Calibri" w:hAnsi="Calibri"/>
+          <w:color w:val="1E293B"/>
+          <w:sz w:val="20"/>
+        </w:rPr>
+        <w:t>The ApexDesk system represents a premium direct-to-consumer hardware product engineered for design-conscious professionals, creative studios, and software engineers:</w:t>
+      </w:r>
+    </w:p>
+    <w:p>
+      <w:pPr>
+        <w:pStyle w:val="ListBullet"/>
+        <w:spacing w:before="0" w:after="60" w:line="276" w:lineRule="auto"/>
+      </w:pPr>
+      <w:r>
+        <w:rPr>
+          <w:rFonts w:ascii="Calibri" w:hAnsi="Calibri"/>
+          <w:color w:val="1E293B"/>
+          <w:sz w:val="20"/>
+        </w:rPr>
+        <w:t>Chassis Material: CNC-machined from solid single-block 6063 aerospace-grade aluminum alloy, bead-blasted with #180 micro-glass media, and finished with a durable type-II matte anodized coating (available in Matte Obsidian Black and Aerospace Space Silver).</w:t>
+      </w:r>
+    </w:p>
+    <w:p>
+      <w:pPr>
+        <w:pStyle w:val="ListBullet"/>
+        <w:spacing w:before="0" w:after="60" w:line="276" w:lineRule="auto"/>
+      </w:pPr>
+      <w:r>
+        <w:rPr>
+          <w:rFonts w:ascii="Calibri" w:hAnsi="Calibri"/>
+          <w:color w:val="1E293B"/>
+          <w:sz w:val="20"/>
+        </w:rPr>
+        <w:t>Charging Engine: Integrated Wireless Power Consortium (WPC) certified Qi2 15W MagSafe magnetic inductive charging puck with active thermal throttling. Compatible with iPhone 12 through iPhone 16 Pro Max.</w:t>
+      </w:r>
+    </w:p>
+    <w:p>
+      <w:pPr>
+        <w:pStyle w:val="ListBullet"/>
+        <w:spacing w:before="0" w:after="60" w:line="276" w:lineRule="auto"/>
+      </w:pPr>
+      <w:r>
+        <w:rPr>
+          <w:rFonts w:ascii="Calibri" w:hAnsi="Calibri"/>
+          <w:color w:val="1E293B"/>
+          <w:sz w:val="20"/>
+        </w:rPr>
+        <w:t>Modular Magnetic Architecture: High-gauss N52 neodymium magnetic snap-in rail allows instant attachment of modular accessories: 5W fast-charging Apple Watch puck, AirPods wireless charging induction pad, and solid American Walnut desktop pen and cable tray.</w:t>
+      </w:r>
+    </w:p>
+    <w:p>
+      <w:pPr>
+        <w:pStyle w:val="ListBullet"/>
+        <w:spacing w:before="0" w:after="60" w:line="276" w:lineRule="auto"/>
+      </w:pPr>
+      <w:r>
+        <w:rPr>
+          <w:rFonts w:ascii="Calibri" w:hAnsi="Calibri"/>
+          <w:color w:val="1E293B"/>
+          <w:sz w:val="20"/>
+        </w:rPr>
+        <w:t>Base Stability: Weighted solid chassis (980 grams total weight) equipped with high-friction silicone micro-suction base pads, enabling effortless 1-handed phone removal without lifting the dock.</w:t>
+      </w:r>
+    </w:p>
+    <w:p>
+      <w:r>
+        <w:br w:type="page"/>
+      </w:r>
+    </w:p>
+    <w:p>
+      <w:pPr>
+        <w:keepNext/>
+        <w:spacing w:before="280" w:after="80"/>
+      </w:pPr>
+      <w:r>
+        <w:rPr>
+          <w:rFonts w:ascii="Calibri" w:hAnsi="Calibri"/>
+          <w:b/>
+          <w:color w:val="0F172A"/>
+          <w:sz w:val="26"/>
+        </w:rPr>
+        <w:t>SECTION 2: SHOPIFY PLUS E-COMMERCE MERCHANDISING ARCHITECTURE</w:t>
+      </w:r>
+    </w:p>
+    <w:p>
+      <w:pPr>
+        <w:spacing w:before="0" w:after="120" w:line="276" w:lineRule="auto"/>
+      </w:pPr>
+      <w:r>
+        <w:rPr>
+          <w:rFonts w:ascii="Calibri" w:hAnsi="Calibri"/>
+          <w:color w:val="1E293B"/>
+          <w:sz w:val="20"/>
+        </w:rPr>
+        <w:t>Storefront conversion architecture engineered to maximize Product Detail Page (PDP) conversion and Average Order Value (AOV):</w:t>
+      </w:r>
+    </w:p>
+    <w:p>
+      <w:pPr>
+        <w:spacing w:before="0" w:after="120" w:line="276" w:lineRule="auto"/>
+      </w:pPr>
+      <w:r>
+        <w:rPr>
+          <w:rFonts w:ascii="Calibri" w:hAnsi="Calibri"/>
+          <w:color w:val="1E293B"/>
+          <w:sz w:val="20"/>
+        </w:rPr>
+        <w:t>1. Pricing &amp; Risk-Reversal Hierarchy: Early-bird pre-order price positioned at $129 (MSRP $179, showing $50 / 28% discount badge). Embedded trust strip: '30-Day Money-Back Guarantee · 2-Year Hardware Replacement Warranty · Free Carbon-Neutral US Shipping.'</w:t>
+      </w:r>
+    </w:p>
+    <w:p>
+      <w:pPr>
+        <w:spacing w:before="0" w:after="120" w:line="276" w:lineRule="auto"/>
+      </w:pPr>
+      <w:r>
+        <w:rPr>
+          <w:rFonts w:ascii="Calibri" w:hAnsi="Calibri"/>
+          <w:color w:val="1E293B"/>
+          <w:sz w:val="20"/>
+        </w:rPr>
+        <w:t>2. Modular Interactive Bundle Builder: Customers customize their dock configuration directly on the PDP with instant price recalculation: Base Aluminum Rail ($129 included) + Apple Watch Magnetic Puck (+$39) + AirPods Qi Pad (+$29) + American Walnut Tray (+$25). Expected average bundle cart value: $184.00.</w:t>
+      </w:r>
+    </w:p>
+    <w:p>
+      <w:pPr>
+        <w:spacing w:before="0" w:after="120" w:line="276" w:lineRule="auto"/>
+      </w:pPr>
+      <w:r>
+        <w:rPr>
+          <w:rFonts w:ascii="Calibri" w:hAnsi="Calibri"/>
+          <w:color w:val="1E293B"/>
+          <w:sz w:val="20"/>
+        </w:rPr>
+        <w:t>3. Biometric 1-Click Checkout: Accelerated payment gateway routing through Apple Pay, Google Pay, and Shop Pay to capture impulse mobile shoppers without requiring manual address entry.</w:t>
+      </w:r>
+    </w:p>
+    <w:p>
+      <w:r>
+        <w:br w:type="page"/>
+      </w:r>
+    </w:p>
+    <w:p>
+      <w:pPr>
+        <w:keepNext/>
+        <w:spacing w:before="280" w:after="80"/>
+      </w:pPr>
+      <w:r>
+        <w:rPr>
+          <w:rFonts w:ascii="Calibri" w:hAnsi="Calibri"/>
+          <w:b/>
+          <w:color w:val="0F172A"/>
+          <w:sz w:val="26"/>
+        </w:rPr>
+        <w:t>SECTION 3: CORE WEB VITALS &amp; TECHNICAL INFRASTRUCTURE</w:t>
+      </w:r>
+    </w:p>
+    <w:p>
+      <w:pPr>
+        <w:spacing w:before="0" w:after="120" w:line="276" w:lineRule="auto"/>
+      </w:pPr>
+      <w:r>
+        <w:rPr>
+          <w:rFonts w:ascii="Calibri" w:hAnsi="Calibri"/>
+          <w:color w:val="1E293B"/>
+          <w:sz w:val="20"/>
+        </w:rPr>
+        <w:t>Performance targets rigorously verified across emulated 4G cellular mobile profiles:</w:t>
+      </w:r>
+    </w:p>
+    <w:p>
+      <w:pPr>
+        <w:pStyle w:val="ListBullet"/>
+        <w:spacing w:before="0" w:after="60" w:line="276" w:lineRule="auto"/>
+      </w:pPr>
+      <w:r>
+        <w:rPr>
+          <w:rFonts w:ascii="Calibri" w:hAnsi="Calibri"/>
+          <w:color w:val="1E293B"/>
+          <w:sz w:val="20"/>
+        </w:rPr>
+        <w:t>Largest Contentful Paint (LCP): Engineered below 1.20 seconds using WebP responsive srcset and edge-cached Cloudflare Enterprise CDN.</w:t>
+      </w:r>
+    </w:p>
+    <w:p>
+      <w:pPr>
+        <w:pStyle w:val="ListBullet"/>
+        <w:spacing w:before="0" w:after="60" w:line="276" w:lineRule="auto"/>
+      </w:pPr>
+      <w:r>
+        <w:rPr>
+          <w:rFonts w:ascii="Calibri" w:hAnsi="Calibri"/>
+          <w:color w:val="1E293B"/>
+          <w:sz w:val="20"/>
+        </w:rPr>
+        <w:t>Cumulative Layout Shift (CLS): Maintained at 0.010 by declaring explicit image aspect ratios and CSS container reservations.</w:t>
+      </w:r>
+    </w:p>
+    <w:p>
+      <w:pPr>
+        <w:pStyle w:val="ListBullet"/>
+        <w:spacing w:before="0" w:after="60" w:line="276" w:lineRule="auto"/>
+      </w:pPr>
+      <w:r>
+        <w:rPr>
+          <w:rFonts w:ascii="Calibri" w:hAnsi="Calibri"/>
+          <w:color w:val="1E293B"/>
+          <w:sz w:val="20"/>
+        </w:rPr>
+        <w:t>Tracking Telemetry: Google Tag Manager container loading Google Analytics 4 (GA4) enhanced e-commerce events, Meta Conversions API (CAPI server-side), and PostHog session replay.</w:t>
+      </w:r>
+    </w:p>
+    <w:p>
+      <w:r>
+        <w:br w:type="page"/>
+      </w:r>
+    </w:p>
+    <w:p>
+      <w:pPr>
+        <w:keepNext/>
+        <w:spacing w:before="280" w:after="80"/>
+      </w:pPr>
+      <w:r>
+        <w:rPr>
+          <w:rFonts w:ascii="Calibri" w:hAnsi="Calibri"/>
+          <w:b/>
+          <w:color w:val="0F172A"/>
+          <w:sz w:val="26"/>
+        </w:rPr>
+        <w:t>SECTION 4: UNBOXING &amp; POST-PURCHASE CUSTOMER JOURNEY</w:t>
+      </w:r>
+    </w:p>
+    <w:p>
+      <w:pPr>
+        <w:pStyle w:val="ListBullet"/>
+        <w:spacing w:before="0" w:after="60" w:line="276" w:lineRule="auto"/>
+      </w:pPr>
+      <w:r>
+        <w:rPr>
+          <w:rFonts w:ascii="Calibri" w:hAnsi="Calibri"/>
+          <w:color w:val="1E293B"/>
+          <w:sz w:val="20"/>
+        </w:rPr>
+        <w:t>Premium Packaging: 100% recyclable rigid paperboard gift box with precision die-cut foam inserts, braided 2-meter USB-C nylon power cable, and 65W GaN dual-port wall charger.</w:t>
+      </w:r>
+    </w:p>
+    <w:p>
+      <w:pPr>
+        <w:pStyle w:val="ListBullet"/>
+        <w:spacing w:before="0" w:after="60" w:line="276" w:lineRule="auto"/>
+      </w:pPr>
+      <w:r>
+        <w:rPr>
+          <w:rFonts w:ascii="Calibri" w:hAnsi="Calibri"/>
+          <w:color w:val="1E293B"/>
+          <w:sz w:val="20"/>
+        </w:rPr>
+        <w:t>Unboxing Card: 4x6-inch foil-stamped insert card featuring a QR code redirecting to an interactive video setup guide and 2-year warranty registration portal.</w:t>
+      </w:r>
+    </w:p>
+    <w:p>
+      <w:pPr>
+        <w:pStyle w:val="ListBullet"/>
+        <w:spacing w:before="0" w:after="60" w:line="276" w:lineRule="auto"/>
+      </w:pPr>
+      <w:r>
+        <w:rPr>
+          <w:rFonts w:ascii="Calibri" w:hAnsi="Calibri"/>
+          <w:color w:val="1E293B"/>
+          <w:sz w:val="20"/>
+        </w:rPr>
+        <w:t>Automated Post-Purchase Email Flow: Klaviyo 3-stage drip series: Email 1 (Immediate order confirmation &amp; production batch update); Email 2 (CNC machining &amp; anodizing behind-the-scenes video); Email 3 (Carrier tracking delivery notification with setup tips).</w:t>
       </w:r>
     </w:p>
     <w:sectPr>
@@ -76,7 +400,7 @@
       <w:jc w:val="right"/>
     </w:pPr>
     <w:r>
-      <w:t>Carter Lemburg — Storefront Launch Notes &amp; Wireframe</w:t>
+      <w:t>ApexDesk Hardware — Direct-to-Consumer Storefront Launch Arc</w:t>
     </w:r>
   </w:p>
 </w:hdr>

--- a/public/chat_files/carter_storefront_launch_notes.docx
+++ b/public/chat_files/carter_storefront_launch_notes.docx
@@ -13,7 +13,7 @@
           <w:color w:val="0F172A"/>
           <w:sz w:val="44"/>
         </w:rPr>
-        <w:t>ApexDesk Hardware — Direct-to-Consumer Storefront Launch Architecture &amp; Merchandising Notes</w:t>
+        <w:t>Carter Lemburg — Storefront Launch Notes &amp; Wireframe</w:t>
       </w:r>
     </w:p>
     <w:p>
@@ -26,7 +26,7 @@
           <w:color w:val="1E293B"/>
           <w:sz w:val="20"/>
         </w:rPr>
-        <w:t>COMPANY: ApexDesk Hardware Technologies LLC · Austin &amp; San Jose</w:t>
+        <w:t>DTC hardware product launch: Modular MagSafe desk organizer &amp; wireless charger.</w:t>
       </w:r>
     </w:p>
     <w:p>
@@ -39,331 +39,7 @@
           <w:color w:val="1E293B"/>
           <w:sz w:val="20"/>
         </w:rPr>
-        <w:t>FOUNDER &amp; PRODUCT LEAD: Carter Lemburg</w:t>
-      </w:r>
-    </w:p>
-    <w:p>
-      <w:pPr>
-        <w:spacing w:before="0" w:after="120" w:line="276" w:lineRule="auto"/>
-      </w:pPr>
-      <w:r>
-        <w:rPr>
-          <w:rFonts w:ascii="Calibri" w:hAnsi="Calibri"/>
-          <w:color w:val="1E293B"/>
-          <w:sz w:val="20"/>
-        </w:rPr>
-        <w:t>PRODUCT: The ApexDesk Modular Magnetic Charging Dock System</w:t>
-      </w:r>
-    </w:p>
-    <w:p>
-      <w:pPr>
-        <w:spacing w:before="0" w:after="120" w:line="276" w:lineRule="auto"/>
-      </w:pPr>
-      <w:r>
-        <w:rPr>
-          <w:rFonts w:ascii="Calibri" w:hAnsi="Calibri"/>
-          <w:color w:val="1E293B"/>
-          <w:sz w:val="20"/>
-        </w:rPr>
-        <w:t>DOCUMENT: Pre-Flight Storefront Launch Notes, E-Commerce Infrastructure &amp; Merchandising Architecture</w:t>
-      </w:r>
-    </w:p>
-    <w:p>
-      <w:r>
-        <w:br w:type="page"/>
-      </w:r>
-    </w:p>
-    <w:p>
-      <w:pPr>
-        <w:keepNext/>
-        <w:spacing w:before="280" w:after="80"/>
-      </w:pPr>
-      <w:r>
-        <w:rPr>
-          <w:rFonts w:ascii="Calibri" w:hAnsi="Calibri"/>
-          <w:b/>
-          <w:color w:val="0F172A"/>
-          <w:sz w:val="26"/>
-        </w:rPr>
-        <w:t>SECTION 1: PRODUCT INDUSTRIAL DESIGN &amp; ENGINEERING SPECIFICATIONS</w:t>
-      </w:r>
-    </w:p>
-    <w:p>
-      <w:pPr>
-        <w:spacing w:before="0" w:after="120" w:line="276" w:lineRule="auto"/>
-      </w:pPr>
-      <w:r>
-        <w:rPr>
-          <w:rFonts w:ascii="Calibri" w:hAnsi="Calibri"/>
-          <w:color w:val="1E293B"/>
-          <w:sz w:val="20"/>
-        </w:rPr>
-        <w:t>The ApexDesk system represents a premium direct-to-consumer hardware product engineered for design-conscious professionals, creative studios, and software engineers:</w:t>
-      </w:r>
-    </w:p>
-    <w:p>
-      <w:pPr>
-        <w:pStyle w:val="ListBullet"/>
-        <w:spacing w:before="0" w:after="60" w:line="276" w:lineRule="auto"/>
-      </w:pPr>
-      <w:r>
-        <w:rPr>
-          <w:rFonts w:ascii="Calibri" w:hAnsi="Calibri"/>
-          <w:color w:val="1E293B"/>
-          <w:sz w:val="20"/>
-        </w:rPr>
-        <w:t>Chassis Material: CNC-machined from solid single-block 6063 aerospace-grade aluminum alloy, bead-blasted with #180 micro-glass media, and finished with a durable type-II matte anodized coating (available in Matte Obsidian Black and Aerospace Space Silver).</w:t>
-      </w:r>
-    </w:p>
-    <w:p>
-      <w:pPr>
-        <w:pStyle w:val="ListBullet"/>
-        <w:spacing w:before="0" w:after="60" w:line="276" w:lineRule="auto"/>
-      </w:pPr>
-      <w:r>
-        <w:rPr>
-          <w:rFonts w:ascii="Calibri" w:hAnsi="Calibri"/>
-          <w:color w:val="1E293B"/>
-          <w:sz w:val="20"/>
-        </w:rPr>
-        <w:t>Charging Engine: Integrated Wireless Power Consortium (WPC) certified Qi2 15W MagSafe magnetic inductive charging puck with active thermal throttling. Compatible with iPhone 12 through iPhone 16 Pro Max.</w:t>
-      </w:r>
-    </w:p>
-    <w:p>
-      <w:pPr>
-        <w:pStyle w:val="ListBullet"/>
-        <w:spacing w:before="0" w:after="60" w:line="276" w:lineRule="auto"/>
-      </w:pPr>
-      <w:r>
-        <w:rPr>
-          <w:rFonts w:ascii="Calibri" w:hAnsi="Calibri"/>
-          <w:color w:val="1E293B"/>
-          <w:sz w:val="20"/>
-        </w:rPr>
-        <w:t>Modular Magnetic Architecture: High-gauss N52 neodymium magnetic snap-in rail allows instant attachment of modular accessories: 5W fast-charging Apple Watch puck, AirPods wireless charging induction pad, and solid American Walnut desktop pen and cable tray.</w:t>
-      </w:r>
-    </w:p>
-    <w:p>
-      <w:pPr>
-        <w:pStyle w:val="ListBullet"/>
-        <w:spacing w:before="0" w:after="60" w:line="276" w:lineRule="auto"/>
-      </w:pPr>
-      <w:r>
-        <w:rPr>
-          <w:rFonts w:ascii="Calibri" w:hAnsi="Calibri"/>
-          <w:color w:val="1E293B"/>
-          <w:sz w:val="20"/>
-        </w:rPr>
-        <w:t>Base Stability: Weighted solid chassis (980 grams total weight) equipped with high-friction silicone micro-suction base pads, enabling effortless 1-handed phone removal without lifting the dock.</w:t>
-      </w:r>
-    </w:p>
-    <w:p>
-      <w:r>
-        <w:br w:type="page"/>
-      </w:r>
-    </w:p>
-    <w:p>
-      <w:pPr>
-        <w:keepNext/>
-        <w:spacing w:before="280" w:after="80"/>
-      </w:pPr>
-      <w:r>
-        <w:rPr>
-          <w:rFonts w:ascii="Calibri" w:hAnsi="Calibri"/>
-          <w:b/>
-          <w:color w:val="0F172A"/>
-          <w:sz w:val="26"/>
-        </w:rPr>
-        <w:t>SECTION 2: SHOPIFY PLUS E-COMMERCE MERCHANDISING ARCHITECTURE</w:t>
-      </w:r>
-    </w:p>
-    <w:p>
-      <w:pPr>
-        <w:spacing w:before="0" w:after="120" w:line="276" w:lineRule="auto"/>
-      </w:pPr>
-      <w:r>
-        <w:rPr>
-          <w:rFonts w:ascii="Calibri" w:hAnsi="Calibri"/>
-          <w:color w:val="1E293B"/>
-          <w:sz w:val="20"/>
-        </w:rPr>
-        <w:t>Storefront conversion architecture engineered to maximize Product Detail Page (PDP) conversion and Average Order Value (AOV):</w:t>
-      </w:r>
-    </w:p>
-    <w:p>
-      <w:pPr>
-        <w:spacing w:before="0" w:after="120" w:line="276" w:lineRule="auto"/>
-      </w:pPr>
-      <w:r>
-        <w:rPr>
-          <w:rFonts w:ascii="Calibri" w:hAnsi="Calibri"/>
-          <w:color w:val="1E293B"/>
-          <w:sz w:val="20"/>
-        </w:rPr>
-        <w:t>1. Pricing &amp; Risk-Reversal Hierarchy: Early-bird pre-order price positioned at $129 (MSRP $179, showing $50 / 28% discount badge). Embedded trust strip: '30-Day Money-Back Guarantee · 2-Year Hardware Replacement Warranty · Free Carbon-Neutral US Shipping.'</w:t>
-      </w:r>
-    </w:p>
-    <w:p>
-      <w:pPr>
-        <w:spacing w:before="0" w:after="120" w:line="276" w:lineRule="auto"/>
-      </w:pPr>
-      <w:r>
-        <w:rPr>
-          <w:rFonts w:ascii="Calibri" w:hAnsi="Calibri"/>
-          <w:color w:val="1E293B"/>
-          <w:sz w:val="20"/>
-        </w:rPr>
-        <w:t>2. Modular Interactive Bundle Builder: Customers customize their dock configuration directly on the PDP with instant price recalculation: Base Aluminum Rail ($129 included) + Apple Watch Magnetic Puck (+$39) + AirPods Qi Pad (+$29) + American Walnut Tray (+$25). Expected average bundle cart value: $184.00.</w:t>
-      </w:r>
-    </w:p>
-    <w:p>
-      <w:pPr>
-        <w:spacing w:before="0" w:after="120" w:line="276" w:lineRule="auto"/>
-      </w:pPr>
-      <w:r>
-        <w:rPr>
-          <w:rFonts w:ascii="Calibri" w:hAnsi="Calibri"/>
-          <w:color w:val="1E293B"/>
-          <w:sz w:val="20"/>
-        </w:rPr>
-        <w:t>3. Biometric 1-Click Checkout: Accelerated payment gateway routing through Apple Pay, Google Pay, and Shop Pay to capture impulse mobile shoppers without requiring manual address entry.</w:t>
-      </w:r>
-    </w:p>
-    <w:p>
-      <w:r>
-        <w:br w:type="page"/>
-      </w:r>
-    </w:p>
-    <w:p>
-      <w:pPr>
-        <w:keepNext/>
-        <w:spacing w:before="280" w:after="80"/>
-      </w:pPr>
-      <w:r>
-        <w:rPr>
-          <w:rFonts w:ascii="Calibri" w:hAnsi="Calibri"/>
-          <w:b/>
-          <w:color w:val="0F172A"/>
-          <w:sz w:val="26"/>
-        </w:rPr>
-        <w:t>SECTION 3: CORE WEB VITALS &amp; TECHNICAL INFRASTRUCTURE</w:t>
-      </w:r>
-    </w:p>
-    <w:p>
-      <w:pPr>
-        <w:spacing w:before="0" w:after="120" w:line="276" w:lineRule="auto"/>
-      </w:pPr>
-      <w:r>
-        <w:rPr>
-          <w:rFonts w:ascii="Calibri" w:hAnsi="Calibri"/>
-          <w:color w:val="1E293B"/>
-          <w:sz w:val="20"/>
-        </w:rPr>
-        <w:t>Performance targets rigorously verified across emulated 4G cellular mobile profiles:</w:t>
-      </w:r>
-    </w:p>
-    <w:p>
-      <w:pPr>
-        <w:pStyle w:val="ListBullet"/>
-        <w:spacing w:before="0" w:after="60" w:line="276" w:lineRule="auto"/>
-      </w:pPr>
-      <w:r>
-        <w:rPr>
-          <w:rFonts w:ascii="Calibri" w:hAnsi="Calibri"/>
-          <w:color w:val="1E293B"/>
-          <w:sz w:val="20"/>
-        </w:rPr>
-        <w:t>Largest Contentful Paint (LCP): Engineered below 1.20 seconds using WebP responsive srcset and edge-cached Cloudflare Enterprise CDN.</w:t>
-      </w:r>
-    </w:p>
-    <w:p>
-      <w:pPr>
-        <w:pStyle w:val="ListBullet"/>
-        <w:spacing w:before="0" w:after="60" w:line="276" w:lineRule="auto"/>
-      </w:pPr>
-      <w:r>
-        <w:rPr>
-          <w:rFonts w:ascii="Calibri" w:hAnsi="Calibri"/>
-          <w:color w:val="1E293B"/>
-          <w:sz w:val="20"/>
-        </w:rPr>
-        <w:t>Cumulative Layout Shift (CLS): Maintained at 0.010 by declaring explicit image aspect ratios and CSS container reservations.</w:t>
-      </w:r>
-    </w:p>
-    <w:p>
-      <w:pPr>
-        <w:pStyle w:val="ListBullet"/>
-        <w:spacing w:before="0" w:after="60" w:line="276" w:lineRule="auto"/>
-      </w:pPr>
-      <w:r>
-        <w:rPr>
-          <w:rFonts w:ascii="Calibri" w:hAnsi="Calibri"/>
-          <w:color w:val="1E293B"/>
-          <w:sz w:val="20"/>
-        </w:rPr>
-        <w:t>Tracking Telemetry: Google Tag Manager container loading Google Analytics 4 (GA4) enhanced e-commerce events, Meta Conversions API (CAPI server-side), and PostHog session replay.</w:t>
-      </w:r>
-    </w:p>
-    <w:p>
-      <w:r>
-        <w:br w:type="page"/>
-      </w:r>
-    </w:p>
-    <w:p>
-      <w:pPr>
-        <w:keepNext/>
-        <w:spacing w:before="280" w:after="80"/>
-      </w:pPr>
-      <w:r>
-        <w:rPr>
-          <w:rFonts w:ascii="Calibri" w:hAnsi="Calibri"/>
-          <w:b/>
-          <w:color w:val="0F172A"/>
-          <w:sz w:val="26"/>
-        </w:rPr>
-        <w:t>SECTION 4: UNBOXING &amp; POST-PURCHASE CUSTOMER JOURNEY</w:t>
-      </w:r>
-    </w:p>
-    <w:p>
-      <w:pPr>
-        <w:pStyle w:val="ListBullet"/>
-        <w:spacing w:before="0" w:after="60" w:line="276" w:lineRule="auto"/>
-      </w:pPr>
-      <w:r>
-        <w:rPr>
-          <w:rFonts w:ascii="Calibri" w:hAnsi="Calibri"/>
-          <w:color w:val="1E293B"/>
-          <w:sz w:val="20"/>
-        </w:rPr>
-        <w:t>Premium Packaging: 100% recyclable rigid paperboard gift box with precision die-cut foam inserts, braided 2-meter USB-C nylon power cable, and 65W GaN dual-port wall charger.</w:t>
-      </w:r>
-    </w:p>
-    <w:p>
-      <w:pPr>
-        <w:pStyle w:val="ListBullet"/>
-        <w:spacing w:before="0" w:after="60" w:line="276" w:lineRule="auto"/>
-      </w:pPr>
-      <w:r>
-        <w:rPr>
-          <w:rFonts w:ascii="Calibri" w:hAnsi="Calibri"/>
-          <w:color w:val="1E293B"/>
-          <w:sz w:val="20"/>
-        </w:rPr>
-        <w:t>Unboxing Card: 4x6-inch foil-stamped insert card featuring a QR code redirecting to an interactive video setup guide and 2-year warranty registration portal.</w:t>
-      </w:r>
-    </w:p>
-    <w:p>
-      <w:pPr>
-        <w:pStyle w:val="ListBullet"/>
-        <w:spacing w:before="0" w:after="60" w:line="276" w:lineRule="auto"/>
-      </w:pPr>
-      <w:r>
-        <w:rPr>
-          <w:rFonts w:ascii="Calibri" w:hAnsi="Calibri"/>
-          <w:color w:val="1E293B"/>
-          <w:sz w:val="20"/>
-        </w:rPr>
-        <w:t>Automated Post-Purchase Email Flow: Klaviyo 3-stage drip series: Email 1 (Immediate order confirmation &amp; production batch update); Email 2 (CNC machining &amp; anodizing behind-the-scenes video); Email 3 (Carrier tracking delivery notification with setup tips).</w:t>
+        <w:t>Need launch checklist, polished headline copy, and an interactive prototype preview.</w:t>
       </w:r>
     </w:p>
     <w:sectPr>
@@ -400,7 +76,7 @@
       <w:jc w:val="right"/>
     </w:pPr>
     <w:r>
-      <w:t>ApexDesk Hardware — Direct-to-Consumer Storefront Launch Arc</w:t>
+      <w:t>Carter Lemburg — Storefront Launch Notes &amp; Wireframe</w:t>
     </w:r>
   </w:p>
 </w:hdr>
